--- a/Task3/Rebecca+Task3.docx
+++ b/Task3/Rebecca+Task3.docx
@@ -1235,7 +1235,7 @@
           <w:b w:val="0"/>
           <w:sz w:val="21"/>
         </w:rPr>
-        <w:t>回测结果必须与"买入持有"对比——如果在付出交易成本后收益不如持有不动，策略没有存在价值。</w:t>
+        <w:t>回测结果必须与“买入持有”对比——如果在付出交易成本后收益不如持有不动，策略没有存在价值。</w:t>
       </w:r>
     </w:p>
     <w:p>
